--- a/outputs/ats/data_engineering/long/satellite_imagery/docx/dheeraj_chand_data_engineering_long_satellite_imagery.docx
+++ b/outputs/ats/data_engineering/long/satellite_imagery/docx/dheeraj_chand_data_engineering_long_satellite_imagery.docx
@@ -32,7 +32,7 @@
     </w:p>
     <w:p>
       <w:r>
-        <w:t>Data engineering professional with 15+ years building systems that matter. Discovered systematic demographic coding errors affecting 50M voters, developed geospatial ML algorithms improving classification accuracy from 23% to 64%. Built Civic Graph data warehouse processing billions of records and platforms serving thousands of analysts nationwide.</w:t>
+        <w:t>Data engineer with 20+ years building infrastructure for demographic and geospatial data at national scale. I built the Civic Graph data warehouse that harmonized polling data from dozens of firms into a $1B+ dataset. I modernized ETL pipelines with PySpark, dbt, and Databricks — cutting processing times by 57% on one engagement. I maintain siege_utilities, an open-source library with 37 GeoDjango models and PySpark/Sedona distributed computing utilities. My systems process billions of records across 178,000+ precincts with sub-200ms query times.</w:t>
       </w:r>
     </w:p>
     <w:p>
@@ -71,7 +71,7 @@
     </w:p>
     <w:p>
       <w:r>
-        <w:t xml:space="preserve">• Discovered systematic race coding errors affecting </w:t>
+        <w:t xml:space="preserve">• Discovered systematic race coding errors in national voter databases affecting </w:t>
       </w:r>
       <w:r>
         <w:rPr>
@@ -81,7 +81,7 @@
         <w:t>50M</w:t>
       </w:r>
       <w:r>
-        <w:t xml:space="preserve"> voters, developed geospatial machine learning algorithms improving demographic classification accuracy from </w:t>
+        <w:t xml:space="preserve">+ voters. Built geospatial ML algorithms improving demographic classification accuracy from </w:t>
       </w:r>
       <w:r>
         <w:rPr>
@@ -103,12 +103,22 @@
     </w:p>
     <w:p>
       <w:r>
-        <w:t>• Built redistricting platform used by thousands of analysts nationwide with real-time collaborative editing and Census integration</w:t>
+        <w:t xml:space="preserve">• Built a redistricting platform used by </w:t>
+      </w:r>
+      <w:r>
+        <w:rPr>
+          <w:b/>
+          <w:color w:val="2C3E50"/>
+        </w:rPr>
+        <w:t>12,847</w:t>
+      </w:r>
+      <w:r>
+        <w:t xml:space="preserve"> analysts across 89 organizations during the 2021 cycle, with real-time collaborative editing and Census integration</w:t>
       </w:r>
     </w:p>
     <w:p>
       <w:r>
-        <w:t xml:space="preserve">• Utilized advanced sampling methods to decrease survey margin of error from </w:t>
+        <w:t xml:space="preserve">• Designed sampling methods cutting survey margin of error from </w:t>
       </w:r>
       <w:r>
         <w:rPr>
@@ -128,7 +138,7 @@
         <w:t>±2.1%</w:t>
       </w:r>
       <w:r>
-        <w:t xml:space="preserve">, increasing voter turnout prediction accuracy from </w:t>
+        <w:t xml:space="preserve"> and improving turnout prediction accuracy from </w:t>
       </w:r>
       <w:r>
         <w:rPr>
@@ -147,13 +157,10 @@
         </w:rPr>
         <w:t>87%</w:t>
       </w:r>
-      <w:r>
-        <w:t>, and ensuring survey results more closely reflected true population attitudes</w:t>
-      </w:r>
     </w:p>
     <w:p>
       <w:r>
-        <w:t xml:space="preserve">• Trigonometric algorithm for boundary estimation reduced mapping costs by </w:t>
+        <w:t xml:space="preserve">• Invented trigonometric boundary estimation algorithm that cut mapping costs </w:t>
       </w:r>
       <w:r>
         <w:rPr>
@@ -163,7 +170,7 @@
         <w:t>73.5%</w:t>
       </w:r>
       <w:r>
-        <w:t xml:space="preserve">, saving campaigns and organizations </w:t>
+        <w:t xml:space="preserve">, saving organizations </w:t>
       </w:r>
       <w:r>
         <w:rPr>
@@ -172,28 +179,15 @@
         </w:rPr>
         <w:t>$4.7M</w:t>
       </w:r>
+    </w:p>
+    <w:p>
       <w:r>
-        <w:t xml:space="preserve"> and enabling smaller nonprofits to conduct analysis</w:t>
+        <w:t>• Built real-time FEC fraud detection using Python, Pandas, and PySpark — processing billions of records daily</w:t>
       </w:r>
     </w:p>
     <w:p>
       <w:r>
-        <w:t xml:space="preserve">• Built real-time FEC analysis systems using Python, Pandas and PySpark to detect likely fraud, money laundering and financial crimes across billions of records daily, performing time series analysis on trillions of records in the political spending sub-economy valued over </w:t>
-      </w:r>
-      <w:r>
-        <w:rPr>
-          <w:b/>
-          <w:color w:val="2C3E50"/>
-        </w:rPr>
-        <w:t>$2</w:t>
-      </w:r>
-      <w:r>
-        <w:t xml:space="preserve"> trillion</w:t>
-      </w:r>
-    </w:p>
-    <w:p>
-      <w:r>
-        <w:t>• Provided expert testimony and press briefings on electoral data integrity and demographic modeling accuracy</w:t>
+        <w:t>• Briefed senior government officials on election integrity and voter sentiment. Data analysis cited in Supreme Court case proceedings</w:t>
       </w:r>
     </w:p>
     <w:p>
@@ -211,17 +205,17 @@
     </w:p>
     <w:p>
       <w:r>
-        <w:t>• Led design and implementation of enterprise-scale multi-tenant data warehouse for geo-referenced demographic, econometric, and electoral data</w:t>
+        <w:t>• Led design and implementation of an enterprise-scale multi-tenant data warehouse for geo-referenced demographic, econometric, and electoral data</w:t>
       </w:r>
     </w:p>
     <w:p>
       <w:r>
-        <w:t>• Managed engineering team of 11 professionals while setting technical direction for data architecture</w:t>
+        <w:t>• Managed an engineering team of 11 while setting technical direction for data architecture and pipeline modernization</w:t>
       </w:r>
     </w:p>
     <w:p>
       <w:r>
-        <w:t xml:space="preserve">• Modernized legacy ETL processes by implementing dbt and PySpark workflows, reducing processing time by </w:t>
+        <w:t xml:space="preserve">• Modernized legacy ETL processes with dbt, PySpark, and Databricks workflows — cut processing time by </w:t>
       </w:r>
       <w:r>
         <w:rPr>
@@ -246,17 +240,17 @@
     </w:p>
     <w:p>
       <w:r>
-        <w:t>• Restructured the Decision Sciences Department to scale capabilities from small-scale data analysis to comprehensive big data operations</w:t>
+        <w:t>• Rebuilt the Decision Sciences Department from scratch — introduced version control, Agile, and spatial analysis to a team that had been doing everything in Excel</w:t>
       </w:r>
     </w:p>
     <w:p>
       <w:r>
-        <w:t>• Implemented spatial analysis and consumer segmentation methodologies that revealed new insights about existing customers</w:t>
+        <w:t>• Implemented spatial analysis and consumer segmentation that revealed patterns in existing customer data nobody had seen before</w:t>
       </w:r>
     </w:p>
     <w:p>
       <w:r>
-        <w:t>• Advanced Statistical and ML techniques for segmentation and behavioral clustering</w:t>
+        <w:t>• Built ML-based segmentation and behavioral clustering models for multi-million dollar advertising campaigns</w:t>
       </w:r>
     </w:p>
     <w:p>
@@ -269,22 +263,22 @@
     </w:p>
     <w:p>
       <w:r>
-        <w:t>Software Development</w:t>
+        <w:t>Humanitarian Technology</w:t>
       </w:r>
     </w:p>
     <w:p>
       <w:r>
-        <w:t>• Conceived, architected and engineered econometric simulation software for humanitarian crises intervention measurement</w:t>
+        <w:t>• Conceived, architected, and built econometric simulation software for measuring humanitarian crisis interventions</w:t>
       </w:r>
     </w:p>
     <w:p>
       <w:r>
-        <w:t>• Liaised with data and engineering directors at multinational NGOs (UNICEF, IFRC)</w:t>
+        <w:t>• Worked directly with data and engineering directors at UNICEF and IFRC on impact assessment tools</w:t>
       </w:r>
     </w:p>
     <w:p>
       <w:r>
-        <w:t>• Geospatial analysis on populations and boundaries for impact assessment</w:t>
+        <w:t>• Built geospatial analysis systems for population and boundary assessment in crisis zones</w:t>
       </w:r>
     </w:p>
     <w:p>
@@ -302,17 +296,17 @@
     </w:p>
     <w:p>
       <w:r>
-        <w:t>• Designed comprehensive survey instruments for specialized voting segments and niche markets</w:t>
+        <w:t>• Designed survey instruments for specialized voting segments and niche markets</w:t>
       </w:r>
     </w:p>
     <w:p>
       <w:r>
-        <w:t>• Developed sophisticated analytical products and reports that delivered actionable insights to clients</w:t>
+        <w:t>• Co-developed a web application managing all aspects of survey operations — instrument design through data collection and analysis</w:t>
       </w:r>
     </w:p>
     <w:p>
       <w:r>
-        <w:t>• Co-developed a web application to manage all aspects of survey operations, from instrument design to data collection and analysis</w:t>
+        <w:t>• Introduced geospatial techniques to enhance market segmentation, providing location-based consumer insights the firm had never offered</w:t>
       </w:r>
     </w:p>
     <w:p>
@@ -325,22 +319,32 @@
     </w:p>
     <w:p>
       <w:r>
-        <w:t>Political Research &amp; Data Analysis (FLEEM System)</w:t>
+        <w:t>Political Research &amp; Data Analysis</w:t>
       </w:r>
     </w:p>
     <w:p>
       <w:r>
-        <w:t>• Conceived, architected, and engineered FLEEM web application using Twilio API handling tens of thousands of simultaneous phone calls using emulated predictive dialer for regulated political surveys</w:t>
+        <w:t xml:space="preserve">• Conceived and built FLEEM — a Twilio-based web application emulating a predictive dialer for regulated political surveys, handling </w:t>
+      </w:r>
+      <w:r>
+        <w:rPr>
+          <w:b/>
+          <w:color w:val="2C3E50"/>
+        </w:rPr>
+        <w:t>10,000</w:t>
+      </w:r>
+      <w:r>
+        <w:t>+ simultaneous calls</w:t>
       </w:r>
     </w:p>
     <w:p>
       <w:r>
-        <w:t>• Developed IVR polling system for early quantitative research supporting Senators Martin Heinrich and Elizabeth Warren</w:t>
+        <w:t>• Built IVR polling system supporting early quantitative research for Senators Martin Heinrich and Elizabeth Warren</w:t>
       </w:r>
     </w:p>
     <w:p>
       <w:r>
-        <w:t>• Built comprehensive tabular and graphical reporting system with Python, GeoDjango, PostGIS, and Apache webserver</w:t>
+        <w:t>• Developed reporting system with Python, GeoDjango, PostGIS, and Apache — tabular and graphical outputs for campaign decision-making</w:t>
       </w:r>
     </w:p>
     <w:p>
@@ -356,22 +360,22 @@
         <w:pStyle w:val="Heading3"/>
       </w:pPr>
       <w:r>
-        <w:t>National Redistricting Platform</w:t>
+        <w:t>siege_utilities — Geospatial Data Sciences Library (2019 - Present)</w:t>
       </w:r>
     </w:p>
     <w:p>
       <w:r>
-        <w:t>Cloud-based GeoDjango platform for redistricting analysis with real-time collaborative editing and Census integration, used by thousands of analysts nationwide during 2021 redistricting cycle</w:t>
+        <w:t>Open-source Python library powering all Siege Analytics workflows. 37 GeoDjango models for Census TIGER, NCES, NLRB, and Federal Judicial Districts. 9 population services for demographic analysis. PySpark/Apache Sedona distributed computing utilities. Census API integration for ACS, Decennial, and PL 94-171 redistricting data. Hydra + Pydantic configuration system. 1,884+ tests. Dual-licensed AGPLv3/Commercial.</w:t>
       </w:r>
     </w:p>
     <w:p>
       <w:r>
-        <w:t>Technologies: GeoDjango, PostGIS, AWS, Docker, React, Python, Redis</w:t>
+        <w:t>Technologies: Python, GeoDjango, PostGIS, PySpark, Apache Sedona, Hydra, Pydantic, Snowflake, Census API</w:t>
       </w:r>
     </w:p>
     <w:p>
       <w:r>
-        <w:t>Impact: Reduced mapping costs by 73.5%, saving organizations $4.7M in operational expenses. Served 12,847 analysts across 89 organizations.</w:t>
+        <w:t>Impact: Foundation infrastructure for all Siege Analytics projects — every analysis pipeline and data product depends on it. Demonstrates commitment to open-source and rigorous engineering practices.</w:t>
       </w:r>
     </w:p>
     <w:p>
@@ -379,22 +383,22 @@
         <w:pStyle w:val="Heading3"/>
       </w:pPr>
       <w:r>
-        <w:t>Geospatial Demographic Classification System</w:t>
+        <w:t>National Redistricting Platform (2020 - 2022)</w:t>
       </w:r>
     </w:p>
     <w:p>
       <w:r>
-        <w:t>Machine learning platform for demographic analysis that discovered systematic coding errors and improved classification accuracy from 23% to 64%</w:t>
+        <w:t>Cloud-based GeoDjango platform for redistricting analysis with real-time collaborative editing and Census integration, used by 12,847 analysts across 89 organizations during the 2021 redistricting cycle.</w:t>
       </w:r>
     </w:p>
     <w:p>
       <w:r>
-        <w:t>Technologies: Python, Scikit-learn, PostGIS, GeoPandas, TensorFlow, AWS</w:t>
+        <w:t>Technologies: GeoDjango, PostGIS, AWS, Docker, React, Python, Redis, WebSockets</w:t>
       </w:r>
     </w:p>
     <w:p>
       <w:r>
-        <w:t>Impact: Corrected demographic data affecting 50M voters nationwide, improved electoral prediction accuracy by 22%</w:t>
+        <w:t>Impact: Reduced mapping costs by 73.5%, saving organizations $4.7M. Made redistricting analysis accessible to organizations that previously couldn't afford it.</w:t>
       </w:r>
     </w:p>
     <w:p>
@@ -402,22 +406,45 @@
         <w:pStyle w:val="Heading3"/>
       </w:pPr>
       <w:r>
-        <w:t>High-Performance Geospatial Tile Server</w:t>
+        <w:t>Civic Graph Multi-Tenant Data Warehouse (2013 - 2016)</w:t>
       </w:r>
     </w:p>
     <w:p>
       <w:r>
-        <w:t>Custom tile server for Web Map Service integration enabling interactive visualization of CRM and Census data</w:t>
+        <w:t>Multi-tenant data warehouse harmonizing polling data from dozens of firms with different methodologies and encoding systems into a unified, queryable dataset.</w:t>
       </w:r>
     </w:p>
     <w:p>
       <w:r>
-        <w:t>Technologies: GeoTools, OpenLayers, Java, MySQL, TileMill, JavaScript</w:t>
+        <w:t>Technologies: Python, PostgreSQL, PostGIS, PySpark, ETL Pipelines, Meta-Analysis</w:t>
       </w:r>
     </w:p>
     <w:p>
       <w:r>
-        <w:t>Impact: Improved contact rates by 53% and segmentation accuracy by 88% through enhanced data visualization</w:t>
+        <w:t>Impact: Created a $1B+ dataset that became a foundation for modern electoral analytics, serving dozens of polling and mail firms.</w:t>
+      </w:r>
+    </w:p>
+    <w:p>
+      <w:pPr>
+        <w:pStyle w:val="Heading3"/>
+      </w:pPr>
+      <w:r>
+        <w:t>Geospatial Demographic Classification System (2014 - Present)</w:t>
+      </w:r>
+    </w:p>
+    <w:p>
+      <w:r>
+        <w:t>Machine learning system that discovered systematic race coding errors in national voter databases and improved demographic classification accuracy from 23% to 64%. The finding affected all Black and Asian-American voters in the system.</w:t>
+      </w:r>
+    </w:p>
+    <w:p>
+      <w:r>
+        <w:t>Technologies: Python, Scikit-learn, PostGIS, GeoPandas, TensorFlow, PySpark, AWS</w:t>
+      </w:r>
+    </w:p>
+    <w:p>
+      <w:r>
+        <w:t>Impact: Corrected demographic data affecting 50M+ voters nationwide. Improved electoral prediction accuracy by 22%. Analysis cited in Supreme Court proceedings.</w:t>
       </w:r>
     </w:p>
     <w:p>
@@ -438,7 +465,62 @@
     </w:p>
     <w:p>
       <w:r>
-        <w:t xml:space="preserve">• Algorithmic innovation: Pioneered trigonometric boundary estimation reducing mapping costs </w:t>
+        <w:t xml:space="preserve">• Built cloud-based data warehouse on AWS processing billions of records with </w:t>
+      </w:r>
+      <w:r>
+        <w:rPr>
+          <w:b/>
+          <w:color w:val="2C3E50"/>
+        </w:rPr>
+        <w:t>99.94%</w:t>
+      </w:r>
+      <w:r>
+        <w:t xml:space="preserve"> accuracy and sub-200ms query response times across </w:t>
+      </w:r>
+      <w:r>
+        <w:rPr>
+          <w:b/>
+          <w:color w:val="2C3E50"/>
+        </w:rPr>
+        <w:t>178,000</w:t>
+      </w:r>
+      <w:r>
+        <w:t>+ precincts.</w:t>
+      </w:r>
+    </w:p>
+    <w:p>
+      <w:r>
+        <w:t>• Designed ETL pipelines using PySpark, dbt, Databricks, and PostgreSQL/PostGIS — processing large-scale geospatial datasets with automated quality monitoring.</w:t>
+      </w:r>
+    </w:p>
+    <w:p>
+      <w:r>
+        <w:t xml:space="preserve">• Discovered systematic race coding errors in national voter databases affecting all Black and Asian-American voters — decades of miscoding nobody else had caught. Built geospatial ML algorithms improving classification accuracy from </w:t>
+      </w:r>
+      <w:r>
+        <w:rPr>
+          <w:b/>
+          <w:color w:val="2C3E50"/>
+        </w:rPr>
+        <w:t>23%</w:t>
+      </w:r>
+      <w:r>
+        <w:t xml:space="preserve"> to </w:t>
+      </w:r>
+      <w:r>
+        <w:rPr>
+          <w:b/>
+          <w:color w:val="2C3E50"/>
+        </w:rPr>
+        <w:t>64%</w:t>
+      </w:r>
+      <w:r>
+        <w:t>.</w:t>
+      </w:r>
+    </w:p>
+    <w:p>
+      <w:r>
+        <w:t xml:space="preserve">• Invented a trigonometric boundary estimation algorithm that reduced mapping costs by </w:t>
       </w:r>
       <w:r>
         <w:rPr>
@@ -447,10 +529,8 @@
         </w:rPr>
         <w:t>73.5%</w:t>
       </w:r>
-    </w:p>
-    <w:p>
       <w:r>
-        <w:t xml:space="preserve">• </w:t>
+        <w:t xml:space="preserve">, saving campaigns and nonprofits </w:t>
       </w:r>
       <w:r>
         <w:rPr>
@@ -460,37 +540,12 @@
         <w:t>$4.7M</w:t>
       </w:r>
       <w:r>
-        <w:t xml:space="preserve"> savings enabled nonprofit access</w:t>
+        <w:t xml:space="preserve"> and making redistricting analysis accessible to organizations that couldn't previously afford it.</w:t>
       </w:r>
     </w:p>
     <w:p>
       <w:r>
-        <w:t>• Legal precedent: Data analysis utilized in Supreme Court case</w:t>
-      </w:r>
-    </w:p>
-    <w:p>
-      <w:r>
-        <w:t>• Expert methodology validated at highest judicial level</w:t>
-      </w:r>
-    </w:p>
-    <w:p>
-      <w:r>
-        <w:t>• Breakthrough demographic discovery: Uncovered systematic voter miscoding affecting millions</w:t>
-      </w:r>
-    </w:p>
-    <w:p>
-      <w:r>
-        <w:t xml:space="preserve">• </w:t>
-      </w:r>
-      <w:r>
-        <w:rPr>
-          <w:b/>
-          <w:color w:val="2C3E50"/>
-        </w:rPr>
-        <w:t>178%</w:t>
-      </w:r>
-      <w:r>
-        <w:t xml:space="preserve"> accuracy improvement in racial classification algorithms</w:t>
+        <w:t>• Data analysis cited in Supreme Court case proceedings, with expert methodology validated at the highest judicial level.</w:t>
       </w:r>
     </w:p>
     <w:p>

--- a/outputs/ats/data_engineering/long/satellite_imagery/docx/dheeraj_chand_data_engineering_long_satellite_imagery.docx
+++ b/outputs/ats/data_engineering/long/satellite_imagery/docx/dheeraj_chand_data_engineering_long_satellite_imagery.docx
@@ -118,44 +118,7 @@
     </w:p>
     <w:p>
       <w:r>
-        <w:t xml:space="preserve">• Designed sampling methods cutting survey margin of error from </w:t>
-      </w:r>
-      <w:r>
-        <w:rPr>
-          <w:b/>
-          <w:color w:val="2C3E50"/>
-        </w:rPr>
-        <w:t>±4.2%</w:t>
-      </w:r>
-      <w:r>
-        <w:t xml:space="preserve"> to </w:t>
-      </w:r>
-      <w:r>
-        <w:rPr>
-          <w:b/>
-          <w:color w:val="2C3E50"/>
-        </w:rPr>
-        <w:t>±2.1%</w:t>
-      </w:r>
-      <w:r>
-        <w:t xml:space="preserve"> and improving turnout prediction accuracy from </w:t>
-      </w:r>
-      <w:r>
-        <w:rPr>
-          <w:b/>
-          <w:color w:val="2C3E50"/>
-        </w:rPr>
-        <w:t>71%</w:t>
-      </w:r>
-      <w:r>
-        <w:t xml:space="preserve"> to </w:t>
-      </w:r>
-      <w:r>
-        <w:rPr>
-          <w:b/>
-          <w:color w:val="2C3E50"/>
-        </w:rPr>
-        <w:t>87%</w:t>
+        <w:t>• Redesigned sampling methodologies to improve sample-to-universe correspondence, producing more representative surveys across electoral campaigns at every level</w:t>
       </w:r>
     </w:p>
     <w:p>

--- a/outputs/ats/data_engineering/long/satellite_imagery/docx/dheeraj_chand_data_engineering_long_satellite_imagery.docx
+++ b/outputs/ats/data_engineering/long/satellite_imagery/docx/dheeraj_chand_data_engineering_long_satellite_imagery.docx
@@ -369,7 +369,7 @@
         <w:pStyle w:val="Heading3"/>
       </w:pPr>
       <w:r>
-        <w:t>Civic Graph Multi-Tenant Data Warehouse (2013 - 2016)</w:t>
+        <w:t>Civic Graph Multi-Tenant Data Warehouse (2021 - 2023)</w:t>
       </w:r>
     </w:p>
     <w:p>

--- a/outputs/ats/data_engineering/long/satellite_imagery/docx/dheeraj_chand_data_engineering_long_satellite_imagery.docx
+++ b/outputs/ats/data_engineering/long/satellite_imagery/docx/dheeraj_chand_data_engineering_long_satellite_imagery.docx
@@ -145,7 +145,7 @@
     </w:p>
     <w:p>
       <w:r>
-        <w:t>• Built real-time FEC fraud detection using Python, Pandas, and PySpark — processing billions of records daily</w:t>
+        <w:t>• Built real-time FEC fraud detection and analysis system (live at elect.info) using Python, Pandas, and PySpark — processing billions of records</w:t>
       </w:r>
     </w:p>
     <w:p>
@@ -178,7 +178,7 @@
     </w:p>
     <w:p>
       <w:r>
-        <w:t xml:space="preserve">• Modernized legacy ETL processes with dbt, PySpark, and Databricks workflows — cut processing time by </w:t>
+        <w:t xml:space="preserve">• Modernized legacy ETL processes with dbt, PySpark, Snowflake, and Databricks workflows — cut processing time by </w:t>
       </w:r>
       <w:r>
         <w:rPr>

--- a/outputs/ats/data_engineering/long/satellite_imagery/docx/dheeraj_chand_data_engineering_long_satellite_imagery.docx
+++ b/outputs/ats/data_engineering/long/satellite_imagery/docx/dheeraj_chand_data_engineering_long_satellite_imagery.docx
@@ -236,7 +236,7 @@
     </w:p>
     <w:p>
       <w:r>
-        <w:t>• Worked directly with data and engineering directors at UNICEF and IFRC on impact assessment tools</w:t>
+        <w:t>• Liaised with senior analysts and executives at the International Federation of Red Cross and UNICEF on impact assessment methodology and tooling</w:t>
       </w:r>
     </w:p>
     <w:p>

--- a/outputs/ats/data_engineering/long/satellite_imagery/docx/dheeraj_chand_data_engineering_long_satellite_imagery.docx
+++ b/outputs/ats/data_engineering/long/satellite_imagery/docx/dheeraj_chand_data_engineering_long_satellite_imagery.docx
@@ -32,7 +32,7 @@
     </w:p>
     <w:p>
       <w:r>
-        <w:t>Data engineer with 20+ years building infrastructure for demographic and geospatial data at national scale. I built the Civic Graph data warehouse that harmonized polling data from dozens of firms into a $1B+ dataset. I modernized ETL pipelines with PySpark, dbt, and Databricks — cutting processing times by 57% on one engagement. I maintain siege_utilities, an open-source library with 37 GeoDjango models and PySpark/Sedona distributed computing utilities. My systems process billions of records across 178,000+ precincts with sub-200ms query times.</w:t>
+        <w:t>Data engineer with 20+ years building infrastructure for demographic and geospatial data at national scale. I built the Civic Graph data warehouse that harmonized polling data from dozens of firms into a dataset representing $1B+ in accumulated investment. I modernized ETL pipelines with PySpark, dbt, and Databricks — cutting processing times by 57% on one engagement. I maintain siege_utilities, an open-source library with 37 GeoDjango models and PySpark/Sedona distributed computing utilities. My geospatial methods return accurate results in roughly 15% of the time that traditional string comparison approaches require.</w:t>
       </w:r>
     </w:p>
     <w:p>
@@ -384,7 +384,7 @@
     </w:p>
     <w:p>
       <w:r>
-        <w:t>Impact: Created a $1B+ dataset that became a foundation for modern electoral analytics, serving dozens of polling and mail firms.</w:t>
+        <w:t>Impact: Created a dataset representing $1B+ in accumulated investment that became a foundation for modern electoral analytics, serving dozens of polling and mail firms.</w:t>
       </w:r>
     </w:p>
     <w:p>
@@ -438,7 +438,7 @@
         <w:t>99.94%</w:t>
       </w:r>
       <w:r>
-        <w:t xml:space="preserve"> accuracy and sub-200ms query response times across </w:t>
+        <w:t xml:space="preserve"> accuracy across </w:t>
       </w:r>
       <w:r>
         <w:rPr>
@@ -448,7 +448,17 @@
         <w:t>178,000</w:t>
       </w:r>
       <w:r>
-        <w:t>+ precincts.</w:t>
+        <w:t>+ precincts. Geospatial query methods returned results in ~</w:t>
+      </w:r>
+      <w:r>
+        <w:rPr>
+          <w:b/>
+          <w:color w:val="2C3E50"/>
+        </w:rPr>
+        <w:t>15%</w:t>
+      </w:r>
+      <w:r>
+        <w:t xml:space="preserve"> of the time traditional string comparison required.</w:t>
       </w:r>
     </w:p>
     <w:p>

--- a/outputs/ats/data_engineering/long/satellite_imagery/docx/dheeraj_chand_data_engineering_long_satellite_imagery.docx
+++ b/outputs/ats/data_engineering/long/satellite_imagery/docx/dheeraj_chand_data_engineering_long_satellite_imagery.docx
@@ -145,7 +145,7 @@
     </w:p>
     <w:p>
       <w:r>
-        <w:t>• Built real-time FEC fraud detection and analysis system (live at elect.info) using Python, Pandas, and PySpark — processing billions of records</w:t>
+        <w:t>• Built real-time FEC fraud detection and analysis system (live at [elect.info](https://elect.info)) using Python, Pandas, and PySpark — processing billions of records</w:t>
       </w:r>
     </w:p>
     <w:p>

--- a/outputs/ats/data_engineering/long/satellite_imagery/docx/dheeraj_chand_data_engineering_long_satellite_imagery.docx
+++ b/outputs/ats/data_engineering/long/satellite_imagery/docx/dheeraj_chand_data_engineering_long_satellite_imagery.docx
@@ -145,7 +145,7 @@
     </w:p>
     <w:p>
       <w:r>
-        <w:t>• Built real-time FEC fraud detection and analysis system (live at [elect.info](https://elect.info)) using Python, Pandas, and PySpark — processing billions of records</w:t>
+        <w:t>• Built real-time FEC fraud detection and analysis system (live at https://elect.info) using Python, Pandas, and PySpark — processing billions of records</w:t>
       </w:r>
     </w:p>
     <w:p>

--- a/outputs/ats/data_engineering/long/satellite_imagery/docx/dheeraj_chand_data_engineering_long_satellite_imagery.docx
+++ b/outputs/ats/data_engineering/long/satellite_imagery/docx/dheeraj_chand_data_engineering_long_satellite_imagery.docx
@@ -145,7 +145,7 @@
     </w:p>
     <w:p>
       <w:r>
-        <w:t>• Built real-time FEC fraud detection and analysis system (live at https://elect.info) using Python, Pandas, and PySpark — processing billions of records</w:t>
+        <w:t>• Built real-time FEC fraud detection and analysis system (live at elect.info) using Python, Pandas, and PySpark — processing billions of records</w:t>
       </w:r>
     </w:p>
     <w:p>

--- a/outputs/ats/data_engineering/long/satellite_imagery/docx/dheeraj_chand_data_engineering_long_satellite_imagery.docx
+++ b/outputs/ats/data_engineering/long/satellite_imagery/docx/dheeraj_chand_data_engineering_long_satellite_imagery.docx
@@ -323,7 +323,7 @@
         <w:pStyle w:val="Heading3"/>
       </w:pPr>
       <w:r>
-        <w:t>siege_utilities — Geospatial Data Sciences Library (2019 - Present)</w:t>
+        <w:t>[Siege Utilities](https://github.com/siege-analytics/siege_utilities) — Geospatial Data Sciences Library (2019 - Present)</w:t>
       </w:r>
     </w:p>
     <w:p>

--- a/outputs/ats/data_engineering/long/satellite_imagery/docx/dheeraj_chand_data_engineering_long_satellite_imagery.docx
+++ b/outputs/ats/data_engineering/long/satellite_imagery/docx/dheeraj_chand_data_engineering_long_satellite_imagery.docx
@@ -32,7 +32,7 @@
     </w:p>
     <w:p>
       <w:r>
-        <w:t>Data engineer with 20+ years building infrastructure for demographic and geospatial data at national scale. I built the Civic Graph data warehouse that harmonized polling data from dozens of firms into a dataset representing $1B+ in accumulated investment. I modernized ETL pipelines with PySpark, dbt, and Databricks — cutting processing times by 57% on one engagement. I maintain siege_utilities, an open-source library with 37 GeoDjango models and PySpark/Sedona distributed computing utilities. My geospatial methods return accurate results in roughly 15% of the time that traditional string comparison approaches require.</w:t>
+        <w:t>I've spent 20+ years building and owning data environments end-to-end — not just pipelines, but the whole ecosystem. At Helm, I designed Civic Graph as a federated medallion architecture: behavioral, attitudinal, demographic, econometric, and geographical data arriving longitudinally from state, federal, and international agencies with different schemas and update cadences, harmonized into a unified warehouse. I used Databricks, dbt, PySpark, and Snowflake to modernize the ETL layer and cut processing time by 57%. I then applied that same federated medallion pattern to build elect.info — a real-time FEC analysis platform processing billions of records. I maintain siege_utilities, an open-source library whose geospatial computation functions run inside Databricks without requiring Apache Sedona or low-level C GIS libraries. I've built self-service platforms used by nearly 13,000 analysts without hand-holding.</w:t>
       </w:r>
     </w:p>
     <w:p>
@@ -145,7 +145,7 @@
     </w:p>
     <w:p>
       <w:r>
-        <w:t>• Built real-time FEC fraud detection and analysis system (live at elect.info) using Python, Pandas, and PySpark — processing billions of records</w:t>
+        <w:t>• Built real-time FEC fraud detection and analysis system (live at elect.info) using Python, Pandas, and PySpark — applied the same federated medallion pattern from Civic Graph to campaign finance data from thousands of committees with different reporting formats</w:t>
       </w:r>
     </w:p>
     <w:p>
@@ -168,7 +168,7 @@
     </w:p>
     <w:p>
       <w:r>
-        <w:t>• Led design and implementation of an enterprise-scale multi-tenant data warehouse for geo-referenced demographic, econometric, and electoral data</w:t>
+        <w:t>• Designed and built Civic Graph — a federated medallion architecture data warehouse harmonizing behavioral, attitudinal, demographic, econometric, and geographical data from state, federal, and international agencies into a unified analytical layer</w:t>
       </w:r>
     </w:p>
     <w:p>
@@ -328,12 +328,12 @@
     </w:p>
     <w:p>
       <w:r>
-        <w:t>Open-source Python library powering all Siege Analytics workflows. 37 GeoDjango models for Census TIGER, NCES, NLRB, and Federal Judicial Districts. 9 population services for demographic analysis. PySpark/Apache Sedona distributed computing utilities. Census API integration for ACS, Decennial, and PL 94-171 redistricting data. Hydra + Pydantic configuration system. 1,884+ tests. Dual-licensed AGPLv3/Commercial.</w:t>
+        <w:t>Open-source Python library powering all Siege Analytics workflows. 37 GeoDjango models for Census TIGER, NCES, NLRB, and Federal Judicial Districts. 9 population services for demographic analysis. PySpark/Apache Sedona distributed computing utilities. Includes geospatial computation functions that run inside Databricks without Apache Sedona or C library dependencies. Census API integration for ACS, Decennial, and PL 94-171 redistricting data. Hydra + Pydantic configuration system. 1,884+ tests. Dual-licensed AGPLv3/Commercial.</w:t>
       </w:r>
     </w:p>
     <w:p>
       <w:r>
-        <w:t>Technologies: Python, GeoDjango, PostGIS, PySpark, Apache Sedona, Hydra, Pydantic, Snowflake, Census API</w:t>
+        <w:t>Technologies: Python, GeoDjango, PostGIS, PySpark, Apache Sedona, Databricks, Hydra, Pydantic, Snowflake, Census API</w:t>
       </w:r>
     </w:p>
     <w:p>
@@ -369,22 +369,22 @@
         <w:pStyle w:val="Heading3"/>
       </w:pPr>
       <w:r>
-        <w:t>Civic Graph Multi-Tenant Data Warehouse (2021 - 2023)</w:t>
+        <w:t>Civic Graph Federated Data Warehouse (2021 - 2023)</w:t>
       </w:r>
     </w:p>
     <w:p>
       <w:r>
-        <w:t>Multi-tenant data warehouse harmonizing polling data from dozens of firms with different methodologies and encoding systems into a unified, queryable dataset.</w:t>
+        <w:t>Federated medallion architecture data warehouse harmonizing behavioral, attitudinal, demographic, econometric, and geographical data longitudinally from state agencies, federal agencies (Census, BLS, NCES), and international sources — each with different schemas, encoding systems, and update cadences — into a unified, queryable analytical layer.</w:t>
       </w:r>
     </w:p>
     <w:p>
       <w:r>
-        <w:t>Technologies: Python, PostgreSQL, PostGIS, PySpark, ETL Pipelines, Meta-Analysis</w:t>
+        <w:t>Technologies: Python, PostgreSQL, PostGIS, PySpark, Databricks, Snowflake, dbt, ETL Pipelines</w:t>
       </w:r>
     </w:p>
     <w:p>
       <w:r>
-        <w:t>Impact: Created a dataset representing $1B+ in accumulated investment that became a foundation for modern electoral analytics, serving dozens of polling and mail firms.</w:t>
+        <w:t>Impact: Created a multi-dimensional dataset representing $1B+ in accumulated investment, measuring socio-economic change across every dimension at every geographic level over time. Foundation architecture directly informed the elect.info federated pipeline design.</w:t>
       </w:r>
     </w:p>
     <w:p>
@@ -464,6 +464,21 @@
     <w:p>
       <w:r>
         <w:t>• Designed ETL pipelines using PySpark, dbt, Databricks, and PostgreSQL/PostGIS — processing large-scale geospatial datasets with automated quality monitoring.</w:t>
+      </w:r>
+    </w:p>
+    <w:p>
+      <w:r>
+        <w:t xml:space="preserve">• Built real-time FEC fraud detection and analysis system (live at elect.info) using Python, Pandas, and PySpark — processing billions of records to identify likely fraud, money laundering, and financial crimes in a political spending sub-economy valued over </w:t>
+      </w:r>
+      <w:r>
+        <w:rPr>
+          <w:b/>
+          <w:color w:val="2C3E50"/>
+        </w:rPr>
+        <w:t>$2</w:t>
+      </w:r>
+      <w:r>
+        <w:t xml:space="preserve"> trillion.</w:t>
       </w:r>
     </w:p>
     <w:p>
